--- a/tillsyn/A 41375-2024 tillsynsbegäran.docx
+++ b/tillsyn/A 41375-2024 tillsynsbegäran.docx
@@ -247,7 +247,7 @@
     <w:r>
       <w:tab/>
       <w:tab/>
-      <w:t>2026-09-14</w:t>
+      <w:t>2026-09-15</w:t>
       <w:br/>
       <w:br/>
     </w:r>

--- a/tillsyn/A 41375-2024 tillsynsbegäran.docx
+++ b/tillsyn/A 41375-2024 tillsynsbegäran.docx
@@ -247,7 +247,7 @@
     <w:r>
       <w:tab/>
       <w:tab/>
-      <w:t>2026-09-15</w:t>
+      <w:t>2026-09-16</w:t>
       <w:br/>
       <w:br/>
     </w:r>

--- a/tillsyn/A 41375-2024 tillsynsbegäran.docx
+++ b/tillsyn/A 41375-2024 tillsynsbegäran.docx
@@ -247,7 +247,7 @@
     <w:r>
       <w:tab/>
       <w:tab/>
-      <w:t>2026-09-16</w:t>
+      <w:t>2026-09-17</w:t>
       <w:br/>
       <w:br/>
     </w:r>

--- a/tillsyn/A 41375-2024 tillsynsbegäran.docx
+++ b/tillsyn/A 41375-2024 tillsynsbegäran.docx
@@ -247,7 +247,7 @@
     <w:r>
       <w:tab/>
       <w:tab/>
-      <w:t>2026-09-17</w:t>
+      <w:t>2026-09-18</w:t>
       <w:br/>
       <w:br/>
     </w:r>

--- a/tillsyn/A 41375-2024 tillsynsbegäran.docx
+++ b/tillsyn/A 41375-2024 tillsynsbegäran.docx
@@ -247,7 +247,7 @@
     <w:r>
       <w:tab/>
       <w:tab/>
-      <w:t>2026-09-18</w:t>
+      <w:t>2026-09-19</w:t>
       <w:br/>
       <w:br/>
     </w:r>

--- a/tillsyn/A 41375-2024 tillsynsbegäran.docx
+++ b/tillsyn/A 41375-2024 tillsynsbegäran.docx
@@ -247,7 +247,7 @@
     <w:r>
       <w:tab/>
       <w:tab/>
-      <w:t>2026-09-19</w:t>
+      <w:t>2026-09-21</w:t>
       <w:br/>
       <w:br/>
     </w:r>

--- a/tillsyn/A 41375-2024 tillsynsbegäran.docx
+++ b/tillsyn/A 41375-2024 tillsynsbegäran.docx
@@ -247,7 +247,7 @@
     <w:r>
       <w:tab/>
       <w:tab/>
-      <w:t>2026-09-21</w:t>
+      <w:t>2026-09-23</w:t>
       <w:br/>
       <w:br/>
     </w:r>

--- a/tillsyn/A 41375-2024 tillsynsbegäran.docx
+++ b/tillsyn/A 41375-2024 tillsynsbegäran.docx
@@ -247,7 +247,7 @@
     <w:r>
       <w:tab/>
       <w:tab/>
-      <w:t>2026-09-23</w:t>
+      <w:t>2026-09-24</w:t>
       <w:br/>
       <w:br/>
     </w:r>

--- a/tillsyn/A 41375-2024 tillsynsbegäran.docx
+++ b/tillsyn/A 41375-2024 tillsynsbegäran.docx
@@ -247,7 +247,7 @@
     <w:r>
       <w:tab/>
       <w:tab/>
-      <w:t>2026-09-24</w:t>
+      <w:t>2026-09-25</w:t>
       <w:br/>
       <w:br/>
     </w:r>

--- a/tillsyn/A 41375-2024 tillsynsbegäran.docx
+++ b/tillsyn/A 41375-2024 tillsynsbegäran.docx
@@ -247,7 +247,7 @@
     <w:r>
       <w:tab/>
       <w:tab/>
-      <w:t>2026-09-25</w:t>
+      <w:t>2026-09-26</w:t>
       <w:br/>
       <w:br/>
     </w:r>

--- a/tillsyn/A 41375-2024 tillsynsbegäran.docx
+++ b/tillsyn/A 41375-2024 tillsynsbegäran.docx
@@ -247,7 +247,7 @@
     <w:r>
       <w:tab/>
       <w:tab/>
-      <w:t>2026-09-26</w:t>
+      <w:t>2026-09-27</w:t>
       <w:br/>
       <w:br/>
     </w:r>

--- a/tillsyn/A 41375-2024 tillsynsbegäran.docx
+++ b/tillsyn/A 41375-2024 tillsynsbegäran.docx
@@ -247,7 +247,7 @@
     <w:r>
       <w:tab/>
       <w:tab/>
-      <w:t>2026-09-27</w:t>
+      <w:t>2026-09-28</w:t>
       <w:br/>
       <w:br/>
     </w:r>

--- a/tillsyn/A 41375-2024 tillsynsbegäran.docx
+++ b/tillsyn/A 41375-2024 tillsynsbegäran.docx
@@ -247,7 +247,7 @@
     <w:r>
       <w:tab/>
       <w:tab/>
-      <w:t>2026-09-28</w:t>
+      <w:t>2026-09-29</w:t>
       <w:br/>
       <w:br/>
     </w:r>

--- a/tillsyn/A 41375-2024 tillsynsbegäran.docx
+++ b/tillsyn/A 41375-2024 tillsynsbegäran.docx
@@ -247,7 +247,7 @@
     <w:r>
       <w:tab/>
       <w:tab/>
-      <w:t>2026-09-29</w:t>
+      <w:t>2026-09-30</w:t>
       <w:br/>
       <w:br/>
     </w:r>

--- a/tillsyn/A 41375-2024 tillsynsbegäran.docx
+++ b/tillsyn/A 41375-2024 tillsynsbegäran.docx
@@ -247,7 +247,7 @@
     <w:r>
       <w:tab/>
       <w:tab/>
-      <w:t>2026-09-30</w:t>
+      <w:t>2026-10-01</w:t>
       <w:br/>
       <w:br/>
     </w:r>

--- a/tillsyn/A 41375-2024 tillsynsbegäran.docx
+++ b/tillsyn/A 41375-2024 tillsynsbegäran.docx
@@ -247,7 +247,7 @@
     <w:r>
       <w:tab/>
       <w:tab/>
-      <w:t>2026-10-01</w:t>
+      <w:t>2026-10-02</w:t>
       <w:br/>
       <w:br/>
     </w:r>

--- a/tillsyn/A 41375-2024 tillsynsbegäran.docx
+++ b/tillsyn/A 41375-2024 tillsynsbegäran.docx
@@ -247,7 +247,7 @@
     <w:r>
       <w:tab/>
       <w:tab/>
-      <w:t>2026-10-02</w:t>
+      <w:t>2026-10-03</w:t>
       <w:br/>
       <w:br/>
     </w:r>

--- a/tillsyn/A 41375-2024 tillsynsbegäran.docx
+++ b/tillsyn/A 41375-2024 tillsynsbegäran.docx
@@ -247,7 +247,7 @@
     <w:r>
       <w:tab/>
       <w:tab/>
-      <w:t>2026-10-03</w:t>
+      <w:t>2026-10-04</w:t>
       <w:br/>
       <w:br/>
     </w:r>

--- a/tillsyn/A 41375-2024 tillsynsbegäran.docx
+++ b/tillsyn/A 41375-2024 tillsynsbegäran.docx
@@ -247,7 +247,7 @@
     <w:r>
       <w:tab/>
       <w:tab/>
-      <w:t>2026-10-04</w:t>
+      <w:t>2026-10-05</w:t>
       <w:br/>
       <w:br/>
     </w:r>

--- a/tillsyn/A 41375-2024 tillsynsbegäran.docx
+++ b/tillsyn/A 41375-2024 tillsynsbegäran.docx
@@ -247,7 +247,7 @@
     <w:r>
       <w:tab/>
       <w:tab/>
-      <w:t>2026-10-05</w:t>
+      <w:t>2026-10-06</w:t>
       <w:br/>
       <w:br/>
     </w:r>

--- a/tillsyn/A 41375-2024 tillsynsbegäran.docx
+++ b/tillsyn/A 41375-2024 tillsynsbegäran.docx
@@ -247,7 +247,7 @@
     <w:r>
       <w:tab/>
       <w:tab/>
-      <w:t>2026-10-06</w:t>
+      <w:t>2026-10-07</w:t>
       <w:br/>
       <w:br/>
     </w:r>

--- a/tillsyn/A 41375-2024 tillsynsbegäran.docx
+++ b/tillsyn/A 41375-2024 tillsynsbegäran.docx
@@ -247,7 +247,7 @@
     <w:r>
       <w:tab/>
       <w:tab/>
-      <w:t>2026-10-07</w:t>
+      <w:t>2026-10-08</w:t>
       <w:br/>
       <w:br/>
     </w:r>

--- a/tillsyn/A 41375-2024 tillsynsbegäran.docx
+++ b/tillsyn/A 41375-2024 tillsynsbegäran.docx
@@ -247,7 +247,7 @@
     <w:r>
       <w:tab/>
       <w:tab/>
-      <w:t>2026-10-08</w:t>
+      <w:t>2026-10-09</w:t>
       <w:br/>
       <w:br/>
     </w:r>

--- a/tillsyn/A 41375-2024 tillsynsbegäran.docx
+++ b/tillsyn/A 41375-2024 tillsynsbegäran.docx
@@ -247,7 +247,7 @@
     <w:r>
       <w:tab/>
       <w:tab/>
-      <w:t>2026-10-09</w:t>
+      <w:t>2026-10-10</w:t>
       <w:br/>
       <w:br/>
     </w:r>

--- a/tillsyn/A 41375-2024 tillsynsbegäran.docx
+++ b/tillsyn/A 41375-2024 tillsynsbegäran.docx
@@ -247,7 +247,7 @@
     <w:r>
       <w:tab/>
       <w:tab/>
-      <w:t>2026-10-10</w:t>
+      <w:t>2026-10-11</w:t>
       <w:br/>
       <w:br/>
     </w:r>

--- a/tillsyn/A 41375-2024 tillsynsbegäran.docx
+++ b/tillsyn/A 41375-2024 tillsynsbegäran.docx
@@ -247,7 +247,7 @@
     <w:r>
       <w:tab/>
       <w:tab/>
-      <w:t>2026-10-11</w:t>
+      <w:t>2026-10-12</w:t>
       <w:br/>
       <w:br/>
     </w:r>

--- a/tillsyn/A 41375-2024 tillsynsbegäran.docx
+++ b/tillsyn/A 41375-2024 tillsynsbegäran.docx
@@ -247,7 +247,7 @@
     <w:r>
       <w:tab/>
       <w:tab/>
-      <w:t>2026-10-12</w:t>
+      <w:t>2026-10-13</w:t>
       <w:br/>
       <w:br/>
     </w:r>

--- a/tillsyn/A 41375-2024 tillsynsbegäran.docx
+++ b/tillsyn/A 41375-2024 tillsynsbegäran.docx
@@ -247,7 +247,7 @@
     <w:r>
       <w:tab/>
       <w:tab/>
-      <w:t>2026-10-13</w:t>
+      <w:t>2026-10-14</w:t>
       <w:br/>
       <w:br/>
     </w:r>

--- a/tillsyn/A 41375-2024 tillsynsbegäran.docx
+++ b/tillsyn/A 41375-2024 tillsynsbegäran.docx
@@ -247,7 +247,7 @@
     <w:r>
       <w:tab/>
       <w:tab/>
-      <w:t>2026-10-14</w:t>
+      <w:t>2026-10-15</w:t>
       <w:br/>
       <w:br/>
     </w:r>

--- a/tillsyn/A 41375-2024 tillsynsbegäran.docx
+++ b/tillsyn/A 41375-2024 tillsynsbegäran.docx
@@ -247,7 +247,7 @@
     <w:r>
       <w:tab/>
       <w:tab/>
-      <w:t>2026-10-15</w:t>
+      <w:t>2026-10-16</w:t>
       <w:br/>
       <w:br/>
     </w:r>

--- a/tillsyn/A 41375-2024 tillsynsbegäran.docx
+++ b/tillsyn/A 41375-2024 tillsynsbegäran.docx
@@ -247,7 +247,7 @@
     <w:r>
       <w:tab/>
       <w:tab/>
-      <w:t>2026-10-16</w:t>
+      <w:t>2026-10-17</w:t>
       <w:br/>
       <w:br/>
     </w:r>

--- a/tillsyn/A 41375-2024 tillsynsbegäran.docx
+++ b/tillsyn/A 41375-2024 tillsynsbegäran.docx
@@ -247,7 +247,7 @@
     <w:r>
       <w:tab/>
       <w:tab/>
-      <w:t>2026-10-17</w:t>
+      <w:t>2026-10-18</w:t>
       <w:br/>
       <w:br/>
     </w:r>

--- a/tillsyn/A 41375-2024 tillsynsbegäran.docx
+++ b/tillsyn/A 41375-2024 tillsynsbegäran.docx
@@ -247,7 +247,7 @@
     <w:r>
       <w:tab/>
       <w:tab/>
-      <w:t>2026-10-18</w:t>
+      <w:t>2026-10-19</w:t>
       <w:br/>
       <w:br/>
     </w:r>

--- a/tillsyn/A 41375-2024 tillsynsbegäran.docx
+++ b/tillsyn/A 41375-2024 tillsynsbegäran.docx
@@ -247,7 +247,7 @@
     <w:r>
       <w:tab/>
       <w:tab/>
-      <w:t>2026-10-19</w:t>
+      <w:t>2026-10-20</w:t>
       <w:br/>
       <w:br/>
     </w:r>

--- a/tillsyn/A 41375-2024 tillsynsbegäran.docx
+++ b/tillsyn/A 41375-2024 tillsynsbegäran.docx
@@ -247,7 +247,7 @@
     <w:r>
       <w:tab/>
       <w:tab/>
-      <w:t>2026-10-20</w:t>
+      <w:t>2026-10-21</w:t>
       <w:br/>
       <w:br/>
     </w:r>

--- a/tillsyn/A 41375-2024 tillsynsbegäran.docx
+++ b/tillsyn/A 41375-2024 tillsynsbegäran.docx
@@ -247,7 +247,7 @@
     <w:r>
       <w:tab/>
       <w:tab/>
-      <w:t>2026-10-21</w:t>
+      <w:t>2026-10-22</w:t>
       <w:br/>
       <w:br/>
     </w:r>

--- a/tillsyn/A 41375-2024 tillsynsbegäran.docx
+++ b/tillsyn/A 41375-2024 tillsynsbegäran.docx
@@ -247,7 +247,7 @@
     <w:r>
       <w:tab/>
       <w:tab/>
-      <w:t>2026-10-22</w:t>
+      <w:t>2026-10-23</w:t>
       <w:br/>
       <w:br/>
     </w:r>

--- a/tillsyn/A 41375-2024 tillsynsbegäran.docx
+++ b/tillsyn/A 41375-2024 tillsynsbegäran.docx
@@ -247,7 +247,7 @@
     <w:r>
       <w:tab/>
       <w:tab/>
-      <w:t>2026-10-23</w:t>
+      <w:t>2026-10-24</w:t>
       <w:br/>
       <w:br/>
     </w:r>

--- a/tillsyn/A 41375-2024 tillsynsbegäran.docx
+++ b/tillsyn/A 41375-2024 tillsynsbegäran.docx
@@ -247,7 +247,7 @@
     <w:r>
       <w:tab/>
       <w:tab/>
-      <w:t>2026-10-24</w:t>
+      <w:t>2026-10-25</w:t>
       <w:br/>
       <w:br/>
     </w:r>

--- a/tillsyn/A 41375-2024 tillsynsbegäran.docx
+++ b/tillsyn/A 41375-2024 tillsynsbegäran.docx
@@ -247,7 +247,7 @@
     <w:r>
       <w:tab/>
       <w:tab/>
-      <w:t>2026-10-25</w:t>
+      <w:t>2026-10-26</w:t>
       <w:br/>
       <w:br/>
     </w:r>

--- a/tillsyn/A 41375-2024 tillsynsbegäran.docx
+++ b/tillsyn/A 41375-2024 tillsynsbegäran.docx
@@ -247,7 +247,7 @@
     <w:r>
       <w:tab/>
       <w:tab/>
-      <w:t>2026-10-26</w:t>
+      <w:t>2026-10-27</w:t>
       <w:br/>
       <w:br/>
     </w:r>

--- a/tillsyn/A 41375-2024 tillsynsbegäran.docx
+++ b/tillsyn/A 41375-2024 tillsynsbegäran.docx
@@ -247,7 +247,7 @@
     <w:r>
       <w:tab/>
       <w:tab/>
-      <w:t>2026-10-27</w:t>
+      <w:t>2026-10-28</w:t>
       <w:br/>
       <w:br/>
     </w:r>

--- a/tillsyn/A 41375-2024 tillsynsbegäran.docx
+++ b/tillsyn/A 41375-2024 tillsynsbegäran.docx
@@ -22,7 +22,7 @@
       <w:r>
         <w:drawing>
           <wp:inline xmlns:a="http://schemas.openxmlformats.org/drawingml/2006/main" xmlns:pic="http://schemas.openxmlformats.org/drawingml/2006/picture">
-            <wp:extent cx="5486400" cy="2322765"/>
+            <wp:extent cx="5486400" cy="2441542"/>
             <wp:docPr id="1" name="Picture 1"/>
             <wp:cNvGraphicFramePr>
               <a:graphicFrameLocks noChangeAspect="1"/>
@@ -43,7 +43,7 @@
                   <pic:spPr>
                     <a:xfrm>
                       <a:off x="0" y="0"/>
-                      <a:ext cx="5486400" cy="2322765"/>
+                      <a:ext cx="5486400" cy="2441542"/>
                     </a:xfrm>
                     <a:prstGeom prst="rect"/>
                   </pic:spPr>
@@ -60,12 +60,12 @@
         <w:spacing w:after="240"/>
       </w:pPr>
       <w:r>
-        <w:t>Figur 1. Fyndplatser för naturvårdsarter inom 10 meter från avverkningsanmälan. Markörer utan svart kant är placerade på fyndplatsen. Markörer med svart kant är placerade vid sidan av fyndplatsen och har ett svart streck som visar fyndplatsens exakta position. Kartans mittpunktskoordinat är N 7370507, E 579653 i SWEREF 99 TM.</w:t>
+        <w:t>Figur 1. Fyndplatser för naturvårdsarter inom 11 meter från avverkningsanmälan. Markörer utan svart kant är placerade på fyndplatsen. Markörer med svart kant är placerade vid sidan av fyndplatsen och har ett svart streck som visar fyndplatsens exakta position. Kartans mittpunktskoordinat är N 7370507, E 579653 i SWEREF 99 TM.</w:t>
       </w:r>
     </w:p>
     <w:p>
       <w:r>
-        <w:t>Inom 10 meter från avverkningsanmälan finns fynd av 2 naturvårdsarter, varav 2 är fridlysta, 1 är typisk (T) och 1 är signalart (S): korallrot (S, T, §8) och brudsporre (§8). Se Figur 1.</w:t>
+        <w:t>Inom 11 meter från avverkningsanmälan finns fynd av 3 naturvårdsarter, varav 3 är fridlysta, 1 är typisk (T) och 1 är signalart (S): korallrot (S, T, §8), brudsporre (§8) och fläcknycklar (§8). Se Figur 1.</w:t>
       </w:r>
     </w:p>
     <w:p>
@@ -247,7 +247,7 @@
     <w:r>
       <w:tab/>
       <w:tab/>
-      <w:t>2026-10-28</w:t>
+      <w:t>2026-10-29</w:t>
       <w:br/>
       <w:br/>
     </w:r>

--- a/tillsyn/A 41375-2024 tillsynsbegäran.docx
+++ b/tillsyn/A 41375-2024 tillsynsbegäran.docx
@@ -247,7 +247,7 @@
     <w:r>
       <w:tab/>
       <w:tab/>
-      <w:t>2026-10-29</w:t>
+      <w:t>2026-10-31</w:t>
       <w:br/>
       <w:br/>
     </w:r>
